--- a/abhinandan kumar_project report.docx
+++ b/abhinandan kumar_project report.docx
@@ -111,24 +111,6 @@
           <w:sz w:val="24"/>
         </w:rPr>
         <w:t>]</w:t>
-      </w:r>
-    </w:p>
-    <w:p>
-      <w:pPr>
-        <w:spacing w:after="480"/>
-        <w:jc w:val="center"/>
-        <w:rPr>
-          <w:b/>
-          <w:color w:val="0D0D0D" w:themeColor="text1" w:themeTint="F2"/>
-        </w:rPr>
-      </w:pPr>
-      <w:r>
-        <w:rPr>
-          <w:b/>
-          <w:color w:val="0D0D0D" w:themeColor="text1" w:themeTint="F2"/>
-          <w:sz w:val="24"/>
-        </w:rPr>
-        <w:t>Date: July 2025</w:t>
       </w:r>
     </w:p>
     <w:p>
